--- a/docs/requirements/srd/word/00_배포_사용안내.docx
+++ b/docs/requirements/srd/word/00_배포_사용안내.docx
@@ -53,7 +53,7 @@
         <w:pStyle w:val="BodyText"/>
       </w:pPr>
       <w:r>
-        <w:t xml:space="preserve">#50~#55의 전체 댓글과 최종 정정을 취합해 SRD v0.3을 작성했다. 기존 ISO/IEC/IEEE 29148:2018 참고 구성과 요구사항 ID를 유지하고, 합의된 좌표·시간·픽업·정지·적재·기록·집계·명령·배포·측정 규약을 본문에 반영했다.</w:t>
+        <w:t xml:space="preserve">#50~#55의 전체 댓글과 최종 정정을 취합해 SRD v0.3을 작성했다. 기존 ISO/IEC/IEEE 29148:2018 참고 구성과 요구사항 ID를 유지하고, 합의된 좌표·시간·픽업·정지·적재·기록·집계·명령·배포·측정 규약을 본문에 반영했다. r1(10/07)에서 PR #77 리뷰에 따라 경로를 docs/requirements/srd/로 옮기고 중복 ZIP을 뺐으며, #50~#55 재대조 결과를 정정했다(01 변경 이력).</w:t>
       </w:r>
     </w:p>
     <w:tbl>
@@ -391,7 +391,7 @@
                 <w:rFonts w:ascii="Noto Sans CJK KR" w:hAnsi="Noto Sans CJK KR" w:eastAsia="Noto Sans CJK KR"/>
                 <w:sz w:val="18"/>
               </w:rPr>
-              <w:t xml:space="preserve">6개 이슈 전체 회신, 대조한 main 문서/IDL, 이전 SRD, BRD 원본/차이</w:t>
+              <w:t xml:space="preserve">6개 이슈 전체 회신, 대조한 main 문서/IDL, 이전 SRD, BRD v1.1 원본/차이(v1.2 Word는 docs/requirements/VOSS_BRD_v1.2.docx)</w:t>
             </w:r>
           </w:p>
         </w:tc>

--- a/docs/requirements/srd/word/00_배포_사용안내.docx
+++ b/docs/requirements/srd/word/00_배포_사용안내.docx
@@ -8,7 +8,7 @@
         <w:pStyle w:val="Heading1"/>
       </w:pPr>
       <w:r>
-        <w:t xml:space="preserve">VOSS SRD v0.3 — 배포·사용 안내</w:t>
+        <w:t xml:space="preserve">VOSS SRD v0.4 — 배포·사용 안내</w:t>
       </w:r>
     </w:p>
     <w:p>
@@ -36,16 +36,16 @@
           <w:b/>
           <w:bCs/>
         </w:rPr>
-        <w:t xml:space="preserve">대조 main:</w:t>
+        <w:t xml:space="preserve">대조 main: 671c67f3a5e4f1de46dec3f34b4cf2975727c975 (v0.3은 fff1121)</w:t>
       </w:r>
       <w:r>
-        <w:t xml:space="preserve"> </w:t>
+        <w:t xml:space="preserve"/>
       </w:r>
       <w:r>
         <w:rPr>
           <w:rStyle w:val="VerbatimChar"/>
         </w:rPr>
-        <w:t xml:space="preserve">fff112116bef3992d27a094456b055f647ed61a8</w:t>
+        <w:t xml:space="preserve"/>
       </w:r>
     </w:p>
     <w:p>
@@ -53,7 +53,7 @@
         <w:pStyle w:val="BodyText"/>
       </w:pPr>
       <w:r>
-        <w:t xml:space="preserve">#50~#55의 전체 댓글과 최종 정정을 취합해 SRD v0.3을 작성했다. 기존 ISO/IEC/IEEE 29148:2018 참고 구성과 요구사항 ID를 유지하고, 합의된 좌표·시간·픽업·정지·적재·기록·집계·명령·배포·측정 규약을 본문에 반영했다. r1(10/07)에서 PR #77 리뷰에 따라 경로를 docs/requirements/srd/로 옮기고 중복 ZIP을 뺐으며, #50~#55 재대조 결과를 정정했다(01 변경 이력).</w:t>
+        <w:t xml:space="preserve">#50~#55의 전체 댓글과 최종 정정을 취합해 SRD v0.3을 작성했다. 기존 ISO/IEC/IEEE 29148:2018 참고 구성과 요구사항 ID를 유지하고, 합의된 좌표·시간·픽업·정지·적재·기록·집계·명령·배포·측정 규약을 본문에 반영했다. r1(10/07)에서 PR #77 리뷰에 따라 경로를 docs/requirements/srd/로 옮기고 중복 ZIP을 뺐으며, #50~#55 재대조 결과를 정정했다. v0.4에서 독립 재검 채택분과 main@671c67f 재대조를 반영해 취합자 확정본으로 정리했다(01 변경 이력).</w:t>
       </w:r>
     </w:p>
     <w:tbl>
@@ -140,7 +140,7 @@
                 <w:rFonts w:ascii="Noto Sans CJK KR" w:hAnsi="Noto Sans CJK KR" w:eastAsia="Noto Sans CJK KR"/>
                 <w:sz w:val="18"/>
               </w:rPr>
-              <w:t xml:space="preserve">01_VOSS_SRD_v0.3_합의반영본</w:t>
+              <w:t xml:space="preserve">01_VOSS_SRD_v0.4</w:t>
             </w:r>
           </w:p>
         </w:tc>
@@ -161,7 +161,7 @@
                 <w:rFonts w:ascii="Noto Sans CJK KR" w:hAnsi="Noto Sans CJK KR" w:eastAsia="Noto Sans CJK KR"/>
                 <w:sz w:val="18"/>
               </w:rPr>
-              <w:t xml:space="preserve">시스템 요구사항 본문. 기존 v0.2를 이어서 검토할 문서</w:t>
+              <w:t xml:space="preserve">시스템 요구사항 본문(v0.4 취합자 확정본, 팀 기준선 승인은 #6)</w:t>
             </w:r>
           </w:p>
         </w:tc>
@@ -391,7 +391,7 @@
                 <w:rFonts w:ascii="Noto Sans CJK KR" w:hAnsi="Noto Sans CJK KR" w:eastAsia="Noto Sans CJK KR"/>
                 <w:sz w:val="18"/>
               </w:rPr>
-              <w:t xml:space="preserve">6개 이슈 전체 회신, 대조한 main 문서/IDL, 이전 SRD, BRD v1.1 원본/차이(v1.2 Word는 docs/requirements/VOSS_BRD_v1.2.docx)</w:t>
+              <w:t xml:space="preserve">6개 이슈 전체 회신, 대조한 main 문서/IDL, 이전 SRD, BRD v1.1 원본/차이(v1.2 Word는 git 기록 e8dd5e5, 기준판 v1.3은 docs/requirements/VOSS_BRD_v1.3.docx)</w:t>
             </w:r>
           </w:p>
         </w:tc>

--- a/docs/requirements/srd/word/00_배포_사용안내.docx
+++ b/docs/requirements/srd/word/00_배포_사용안내.docx
@@ -8,7 +8,7 @@
         <w:pStyle w:val="Heading1"/>
       </w:pPr>
       <w:r>
-        <w:t xml:space="preserve">VOSS SRD v0.4 — 배포·사용 안내</w:t>
+        <w:t xml:space="preserve">VOSS SRD v1.0 — 배포·사용 안내</w:t>
       </w:r>
     </w:p>
     <w:p>
@@ -53,7 +53,7 @@
         <w:pStyle w:val="BodyText"/>
       </w:pPr>
       <w:r>
-        <w:t xml:space="preserve">#50~#55의 전체 댓글과 최종 정정을 취합해 SRD v0.3을 작성했다. 기존 ISO/IEC/IEEE 29148:2018 참고 구성과 요구사항 ID를 유지하고, 합의된 좌표·시간·픽업·정지·적재·기록·집계·명령·배포·측정 규약을 본문에 반영했다. r1(10/07)에서 PR #77 리뷰에 따라 경로를 docs/requirements/srd/로 옮기고 중복 ZIP을 뺐으며, #50~#55 재대조 결과를 정정했다. v0.4에서 독립 재검 채택분과 main@671c67f 재대조를 반영해 취합자 확정본으로 정리했다(01 변경 이력).</w:t>
+        <w:t xml:space="preserve">#50~#55의 전체 댓글과 최종 정정을 취합해 SRD v0.3을 작성했다. 기존 ISO/IEC/IEEE 29148:2018 참고 구성과 요구사항 ID를 유지하고, 합의된 좌표·시간·픽업·정지·적재·기록·집계·명령·배포·측정 규약을 본문에 반영했다. r1(10/07)에서 PR #77 리뷰에 따라 경로를 docs/requirements/srd/로 옮기고 중복 ZIP을 뺐으며, #50~#55 재대조 결과를 정정했다. v1.0에서 독립 재검 채택분과 main@671c67f 재대조를 반영해 기준 문서로 정리했다(작업 중 v0.4로 부르던 판)(01 변경 이력).</w:t>
       </w:r>
     </w:p>
     <w:tbl>
@@ -140,7 +140,7 @@
                 <w:rFonts w:ascii="Noto Sans CJK KR" w:hAnsi="Noto Sans CJK KR" w:eastAsia="Noto Sans CJK KR"/>
                 <w:sz w:val="18"/>
               </w:rPr>
-              <w:t xml:space="preserve">01_VOSS_SRD_v0.4</w:t>
+              <w:t xml:space="preserve">01_VOSS_SRD_v1.0</w:t>
             </w:r>
           </w:p>
         </w:tc>
@@ -161,7 +161,7 @@
                 <w:rFonts w:ascii="Noto Sans CJK KR" w:hAnsi="Noto Sans CJK KR" w:eastAsia="Noto Sans CJK KR"/>
                 <w:sz w:val="18"/>
               </w:rPr>
-              <w:t xml:space="preserve">시스템 요구사항 본문(v0.4 취합자 확정본, 팀 기준선 승인은 #6)</w:t>
+              <w:t xml:space="preserve">시스템 요구사항 본문(v1.0 기준 문서, 팀 기준선 승인 기록은 #6)</w:t>
             </w:r>
           </w:p>
         </w:tc>
